--- a/00-首页/题组Word/初赛模拟卷/初赛模拟卷IX（非有机·答案版）.docx
+++ b/00-首页/题组Word/初赛模拟卷/初赛模拟卷IX（非有机·答案版）.docx
@@ -68,13 +68,19 @@
         <w:rPr>
           <w:rFonts w:hint="eastAsia" w:ascii="Times New Roman" w:hAnsi="Times New Roman" w:eastAsia="Times New Roman" w:cs="Times New Roman"/>
         </w:rPr>
-        <w:t xml:space="preserve">：16</w:t>
-      </w:r>
-      <w:r>
-        <w:rPr>
-          <w:rFonts w:ascii="Times New Roman" w:hAnsi="Times New Roman" w:eastAsia="Times New Roman" w:cs="Times New Roman"/>
-        </w:rPr>
-        <w:t xml:space="preserve"> </w:t>
+        <w:t>：</w:t>
+      </w:r>
+      <w:r>
+        <w:rPr>
+          <w:rFonts w:hint="eastAsia" w:ascii="Times New Roman" w:hAnsi="Times New Roman" w:eastAsia="FangSong" w:cs="Times New Roman"/>
+        </w:rPr>
+        <w:t>原定</w:t>
+      </w:r>
+      <w:r>
+        <w:rPr>
+          <w:rFonts w:ascii="Times New Roman" w:hAnsi="Times New Roman" w:eastAsia="Times New Roman" w:cs="Times New Roman"/>
+        </w:rPr>
+        <w:t xml:space="preserve"> 16 </w:t>
       </w:r>
       <w:r>
         <w:rPr>
@@ -431,221 +437,23 @@
       </w:r>
       <w:r>
         <w:rPr>
-          <w:rFonts w:ascii="Times New Roman" w:hAnsi="Times New Roman" w:eastAsia="Times New Roman" w:cs="Times New Roman"/>
-        </w:rPr>
-        <w:t xml:space="preserve"> </w:t>
-      </w:r>
-      <w:r>
-        <w:rPr>
-          <w:rFonts w:hint="eastAsia" w:ascii="Times New Roman" w:hAnsi="Times New Roman" w:eastAsia="FangSong" w:cs="Times New Roman"/>
+          <w:rFonts w:hint="eastAsia" w:ascii="Times New Roman" w:hAnsi="Times New Roman" w:eastAsia="FangSong" w:cs="Times New Roman"/>
+        </w:rPr>
+        <w:t>现为</w:t>
+      </w:r>
+      <w:r>
+        <w:rPr>
+          <w:rFonts w:ascii="Times New Roman" w:hAnsi="Times New Roman" w:eastAsia="Times New Roman" w:cs="Times New Roman"/>
+        </w:rPr>
+        <w:t xml:space="preserve"> </w:t>
+      </w:r>
+      <w:r>
+        <w:rPr>
+          <w:rFonts w:ascii="Times New Roman" w:hAnsi="Times New Roman" w:eastAsia="Times New Roman" w:cs="Times New Roman"/>
           <w:b/>
           <w:bCs/>
         </w:rPr>
-        <w:t xml:space="preserve">范围</w:t>
-      </w:r>
-      <w:r>
-        <w:rPr>
-          <w:rFonts w:hint="eastAsia" w:ascii="Times New Roman" w:hAnsi="Times New Roman" w:eastAsia="Times New Roman" w:cs="Times New Roman"/>
-        </w:rPr>
-        <w:t>：</w:t>
-      </w:r>
-      <w:r>
-        <w:rPr>
-          <w:rFonts w:hint="eastAsia" w:ascii="Times New Roman" w:hAnsi="Times New Roman" w:eastAsia="FangSong" w:cs="Times New Roman"/>
-        </w:rPr>
-        <w:t>第一部分</w:t>
-      </w:r>
-      <w:r>
-        <w:rPr>
-          <w:rFonts w:ascii="Times New Roman" w:hAnsi="Times New Roman" w:eastAsia="Times New Roman" w:cs="Times New Roman"/>
-        </w:rPr>
-        <w:t xml:space="preserve">　</w:t>
-      </w:r>
-      <w:r>
-        <w:rPr>
-          <w:rFonts w:hint="eastAsia" w:ascii="Times New Roman" w:hAnsi="Times New Roman" w:eastAsia="FangSong" w:cs="Times New Roman"/>
-        </w:rPr>
-        <w:t>元素化学与分析化学</w:t>
-      </w:r>
-      <w:r>
-        <w:rPr>
-          <w:rFonts w:hint="eastAsia" w:ascii="Times New Roman" w:hAnsi="Times New Roman" w:eastAsia="Times New Roman" w:cs="Times New Roman"/>
-        </w:rPr>
-        <w:t>（</w:t>
-      </w:r>
-      <w:r>
-        <w:rPr>
-          <w:rFonts w:hint="eastAsia" w:ascii="Times New Roman" w:hAnsi="Times New Roman" w:eastAsia="FangSong" w:cs="Times New Roman"/>
-        </w:rPr>
-        <w:t>第</w:t>
-      </w:r>
-      <w:r>
-        <w:rPr>
-          <w:rFonts w:ascii="Times New Roman" w:hAnsi="Times New Roman" w:eastAsia="Times New Roman" w:cs="Times New Roman"/>
-        </w:rPr>
-        <w:t xml:space="preserve"> 1–7 </w:t>
-      </w:r>
-      <w:r>
-        <w:rPr>
-          <w:rFonts w:hint="eastAsia" w:ascii="Times New Roman" w:hAnsi="Times New Roman" w:eastAsia="FangSong" w:cs="Times New Roman"/>
-        </w:rPr>
-        <w:t>题</w:t>
-      </w:r>
-      <w:r>
-        <w:rPr>
-          <w:rFonts w:hint="eastAsia" w:ascii="Times New Roman" w:hAnsi="Times New Roman" w:eastAsia="Times New Roman" w:cs="Times New Roman"/>
-        </w:rPr>
-        <w:t>，64</w:t>
-      </w:r>
-      <w:r>
-        <w:rPr>
-          <w:rFonts w:ascii="Times New Roman" w:hAnsi="Times New Roman" w:eastAsia="Times New Roman" w:cs="Times New Roman"/>
-        </w:rPr>
-        <w:t xml:space="preserve"> </w:t>
-      </w:r>
-      <w:r>
-        <w:rPr>
-          <w:rFonts w:hint="eastAsia" w:ascii="Times New Roman" w:hAnsi="Times New Roman" w:eastAsia="FangSong" w:cs="Times New Roman"/>
-        </w:rPr>
-        <w:t>分</w:t>
-      </w:r>
-      <w:r>
-        <w:rPr>
-          <w:rFonts w:hint="eastAsia" w:ascii="Times New Roman" w:hAnsi="Times New Roman" w:eastAsia="Times New Roman" w:cs="Times New Roman"/>
-        </w:rPr>
-        <w:t>）、</w:t>
-      </w:r>
-      <w:r>
-        <w:rPr>
-          <w:rFonts w:hint="eastAsia" w:ascii="Times New Roman" w:hAnsi="Times New Roman" w:eastAsia="FangSong" w:cs="Times New Roman"/>
-        </w:rPr>
-        <w:t>第二部分</w:t>
-      </w:r>
-      <w:r>
-        <w:rPr>
-          <w:rFonts w:ascii="Times New Roman" w:hAnsi="Times New Roman" w:eastAsia="Times New Roman" w:cs="Times New Roman"/>
-        </w:rPr>
-        <w:t xml:space="preserve">　</w:t>
-      </w:r>
-      <w:r>
-        <w:rPr>
-          <w:rFonts w:hint="eastAsia" w:ascii="Times New Roman" w:hAnsi="Times New Roman" w:eastAsia="FangSong" w:cs="Times New Roman"/>
-        </w:rPr>
-        <w:t>结构化学</w:t>
-      </w:r>
-      <w:r>
-        <w:rPr>
-          <w:rFonts w:hint="eastAsia" w:ascii="Times New Roman" w:hAnsi="Times New Roman" w:eastAsia="Times New Roman" w:cs="Times New Roman"/>
-        </w:rPr>
-        <w:t>（</w:t>
-      </w:r>
-      <w:r>
-        <w:rPr>
-          <w:rFonts w:hint="eastAsia" w:ascii="Times New Roman" w:hAnsi="Times New Roman" w:eastAsia="FangSong" w:cs="Times New Roman"/>
-        </w:rPr>
-        <w:t>第</w:t>
-      </w:r>
-      <w:r>
-        <w:rPr>
-          <w:rFonts w:ascii="Times New Roman" w:hAnsi="Times New Roman" w:eastAsia="Times New Roman" w:cs="Times New Roman"/>
-        </w:rPr>
-        <w:t xml:space="preserve"> 8–12 </w:t>
-      </w:r>
-      <w:r>
-        <w:rPr>
-          <w:rFonts w:hint="eastAsia" w:ascii="Times New Roman" w:hAnsi="Times New Roman" w:eastAsia="FangSong" w:cs="Times New Roman"/>
-        </w:rPr>
-        <w:t>题</w:t>
-      </w:r>
-      <w:r>
-        <w:rPr>
-          <w:rFonts w:hint="eastAsia" w:ascii="Times New Roman" w:hAnsi="Times New Roman" w:eastAsia="Times New Roman" w:cs="Times New Roman"/>
-        </w:rPr>
-        <w:t>，44</w:t>
-      </w:r>
-      <w:r>
-        <w:rPr>
-          <w:rFonts w:ascii="Times New Roman" w:hAnsi="Times New Roman" w:eastAsia="Times New Roman" w:cs="Times New Roman"/>
-        </w:rPr>
-        <w:t xml:space="preserve"> </w:t>
-      </w:r>
-      <w:r>
-        <w:rPr>
-          <w:rFonts w:hint="eastAsia" w:ascii="Times New Roman" w:hAnsi="Times New Roman" w:eastAsia="FangSong" w:cs="Times New Roman"/>
-        </w:rPr>
-        <w:t>分</w:t>
-      </w:r>
-      <w:r>
-        <w:rPr>
-          <w:rFonts w:hint="eastAsia" w:ascii="Times New Roman" w:hAnsi="Times New Roman" w:eastAsia="Times New Roman" w:cs="Times New Roman"/>
-        </w:rPr>
-        <w:t>）、</w:t>
-      </w:r>
-      <w:r>
-        <w:rPr>
-          <w:rFonts w:hint="eastAsia" w:ascii="Times New Roman" w:hAnsi="Times New Roman" w:eastAsia="FangSong" w:cs="Times New Roman"/>
-        </w:rPr>
-        <w:t>第三部分</w:t>
-      </w:r>
-      <w:r>
-        <w:rPr>
-          <w:rFonts w:ascii="Times New Roman" w:hAnsi="Times New Roman" w:eastAsia="Times New Roman" w:cs="Times New Roman"/>
-        </w:rPr>
-        <w:t xml:space="preserve">　</w:t>
-      </w:r>
-      <w:r>
-        <w:rPr>
-          <w:rFonts w:hint="eastAsia" w:ascii="Times New Roman" w:hAnsi="Times New Roman" w:eastAsia="FangSong" w:cs="Times New Roman"/>
-        </w:rPr>
-        <w:t>化学原理</w:t>
-      </w:r>
-      <w:r>
-        <w:rPr>
-          <w:rFonts w:hint="eastAsia" w:ascii="Times New Roman" w:hAnsi="Times New Roman" w:eastAsia="Times New Roman" w:cs="Times New Roman"/>
-        </w:rPr>
-        <w:t>（</w:t>
-      </w:r>
-      <w:r>
-        <w:rPr>
-          <w:rFonts w:hint="eastAsia" w:ascii="Times New Roman" w:hAnsi="Times New Roman" w:eastAsia="FangSong" w:cs="Times New Roman"/>
-        </w:rPr>
-        <w:t>第</w:t>
-      </w:r>
-      <w:r>
-        <w:rPr>
-          <w:rFonts w:ascii="Times New Roman" w:hAnsi="Times New Roman" w:eastAsia="Times New Roman" w:cs="Times New Roman"/>
-        </w:rPr>
-        <w:t xml:space="preserve"> 13–16 </w:t>
-      </w:r>
-      <w:r>
-        <w:rPr>
-          <w:rFonts w:hint="eastAsia" w:ascii="Times New Roman" w:hAnsi="Times New Roman" w:eastAsia="FangSong" w:cs="Times New Roman"/>
-        </w:rPr>
-        <w:t>题</w:t>
-      </w:r>
-      <w:r>
-        <w:rPr>
-          <w:rFonts w:hint="eastAsia" w:ascii="Times New Roman" w:hAnsi="Times New Roman" w:eastAsia="Times New Roman" w:cs="Times New Roman"/>
-        </w:rPr>
-        <w:t>，36</w:t>
-      </w:r>
-      <w:r>
-        <w:rPr>
-          <w:rFonts w:ascii="Times New Roman" w:hAnsi="Times New Roman" w:eastAsia="Times New Roman" w:cs="Times New Roman"/>
-        </w:rPr>
-        <w:t xml:space="preserve"> </w:t>
-      </w:r>
-      <w:r>
-        <w:rPr>
-          <w:rFonts w:hint="eastAsia" w:ascii="Times New Roman" w:hAnsi="Times New Roman" w:eastAsia="FangSong" w:cs="Times New Roman"/>
-        </w:rPr>
-        <w:t>分</w:t>
-      </w:r>
-      <w:r>
-        <w:rPr>
-          <w:rFonts w:hint="eastAsia" w:ascii="Times New Roman" w:hAnsi="Times New Roman" w:eastAsia="Times New Roman" w:cs="Times New Roman"/>
-        </w:rPr>
-        <w:t>），</w:t>
+        <w:t xml:space="preserve">15 </w:t>
       </w:r>
       <w:r>
         <w:rPr>
@@ -653,7 +461,7 @@
           <w:b/>
           <w:bCs/>
         </w:rPr>
-        <w:t xml:space="preserve">满分</w:t>
+        <w:t xml:space="preserve">题可用</w:t>
       </w:r>
       <w:r>
         <w:rPr>
@@ -661,7 +469,7 @@
           <w:b/>
           <w:bCs/>
         </w:rPr>
-        <w:t xml:space="preserve"> 144 </w:t>
+        <w:t xml:space="preserve"> + 1 </w:t>
       </w:r>
       <w:r>
         <w:rPr>
@@ -669,14 +477,152 @@
           <w:b/>
           <w:bCs/>
         </w:rPr>
-        <w:t>分</w:t>
-      </w:r>
-      <w:r>
-        <w:rPr>
-          <w:rFonts w:hint="eastAsia" w:ascii="Times New Roman" w:hAnsi="Times New Roman" w:eastAsia="Times New Roman" w:cs="Times New Roman"/>
+        <w:t xml:space="preserve">题撤题隔离</w:t>
+      </w:r>
+      <w:r>
+        <w:rPr>
+          <w:rFonts w:ascii="Times New Roman" w:hAnsi="Times New Roman" w:eastAsia="Times New Roman" w:cs="Times New Roman"/>
+        </w:rPr>
+        <w:t xml:space="preserve">。</w:t>
+      </w:r>
+      <w:r>
+        <w:rPr>
+          <w:rFonts w:ascii="Times New Roman" w:hAnsi="Times New Roman" w:eastAsia="Times New Roman" w:cs="Times New Roman"/>
+        </w:rPr>
+        <w:t xml:space="preserve"> </w:t>
+      </w:r>
+      <w:r>
+        <w:rPr>
+          <w:rFonts w:hint="eastAsia" w:ascii="Times New Roman" w:hAnsi="Times New Roman" w:eastAsia="FangSong" w:cs="Times New Roman"/>
           <w:b/>
           <w:bCs/>
         </w:rPr>
+        <w:t xml:space="preserve">范围</w:t>
+      </w:r>
+      <w:r>
+        <w:rPr>
+          <w:rFonts w:hint="eastAsia" w:ascii="Times New Roman" w:hAnsi="Times New Roman" w:eastAsia="Times New Roman" w:cs="Times New Roman"/>
+        </w:rPr>
+        <w:t>：</w:t>
+      </w:r>
+      <w:r>
+        <w:rPr>
+          <w:rFonts w:hint="eastAsia" w:ascii="Times New Roman" w:hAnsi="Times New Roman" w:eastAsia="FangSong" w:cs="Times New Roman"/>
+        </w:rPr>
+        <w:t>第一部分</w:t>
+      </w:r>
+      <w:r>
+        <w:rPr>
+          <w:rFonts w:ascii="Times New Roman" w:hAnsi="Times New Roman" w:eastAsia="Times New Roman" w:cs="Times New Roman"/>
+        </w:rPr>
+        <w:t xml:space="preserve">　</w:t>
+      </w:r>
+      <w:r>
+        <w:rPr>
+          <w:rFonts w:hint="eastAsia" w:ascii="Times New Roman" w:hAnsi="Times New Roman" w:eastAsia="FangSong" w:cs="Times New Roman"/>
+        </w:rPr>
+        <w:t>元素化学与分析化学</w:t>
+      </w:r>
+      <w:r>
+        <w:rPr>
+          <w:rFonts w:hint="eastAsia" w:ascii="Times New Roman" w:hAnsi="Times New Roman" w:eastAsia="Times New Roman" w:cs="Times New Roman"/>
+        </w:rPr>
+        <w:t>（</w:t>
+      </w:r>
+      <w:r>
+        <w:rPr>
+          <w:rFonts w:hint="eastAsia" w:ascii="Times New Roman" w:hAnsi="Times New Roman" w:eastAsia="FangSong" w:cs="Times New Roman"/>
+        </w:rPr>
+        <w:t>第</w:t>
+      </w:r>
+      <w:r>
+        <w:rPr>
+          <w:rFonts w:ascii="Times New Roman" w:hAnsi="Times New Roman" w:eastAsia="Times New Roman" w:cs="Times New Roman"/>
+        </w:rPr>
+        <w:t xml:space="preserve"> 1–6、8–16 </w:t>
+      </w:r>
+      <w:r>
+        <w:rPr>
+          <w:rFonts w:hint="eastAsia" w:ascii="Times New Roman" w:hAnsi="Times New Roman" w:eastAsia="FangSong" w:cs="Times New Roman"/>
+        </w:rPr>
+        <w:t>题中的入库部分</w:t>
+      </w:r>
+      <w:r>
+        <w:rPr>
+          <w:rFonts w:hint="eastAsia" w:ascii="Times New Roman" w:hAnsi="Times New Roman" w:eastAsia="Times New Roman" w:cs="Times New Roman"/>
+        </w:rPr>
+        <w:t>；</w:t>
+      </w:r>
+      <w:r>
+        <w:rPr>
+          <w:rFonts w:hint="eastAsia" w:ascii="Times New Roman" w:hAnsi="Times New Roman" w:eastAsia="FangSong" w:cs="Times New Roman"/>
+        </w:rPr>
+        <w:t>第</w:t>
+      </w:r>
+      <w:r>
+        <w:rPr>
+          <w:rFonts w:ascii="Times New Roman" w:hAnsi="Times New Roman" w:eastAsia="Times New Roman" w:cs="Times New Roman"/>
+        </w:rPr>
+        <w:t xml:space="preserve"> 7 </w:t>
+      </w:r>
+      <w:r>
+        <w:rPr>
+          <w:rFonts w:hint="eastAsia" w:ascii="Times New Roman" w:hAnsi="Times New Roman" w:eastAsia="FangSong" w:cs="Times New Roman"/>
+        </w:rPr>
+        <w:t>题已撤题</w:t>
+      </w:r>
+      <w:r>
+        <w:rPr>
+          <w:rFonts w:hint="eastAsia" w:ascii="Times New Roman" w:hAnsi="Times New Roman" w:eastAsia="Times New Roman" w:cs="Times New Roman"/>
+        </w:rPr>
+        <w:t>）、</w:t>
+      </w:r>
+      <w:r>
+        <w:rPr>
+          <w:rFonts w:hint="eastAsia" w:ascii="Times New Roman" w:hAnsi="Times New Roman" w:eastAsia="FangSong" w:cs="Times New Roman"/>
+        </w:rPr>
+        <w:t>第二部分</w:t>
+      </w:r>
+      <w:r>
+        <w:rPr>
+          <w:rFonts w:ascii="Times New Roman" w:hAnsi="Times New Roman" w:eastAsia="Times New Roman" w:cs="Times New Roman"/>
+        </w:rPr>
+        <w:t xml:space="preserve">　</w:t>
+      </w:r>
+      <w:r>
+        <w:rPr>
+          <w:rFonts w:hint="eastAsia" w:ascii="Times New Roman" w:hAnsi="Times New Roman" w:eastAsia="FangSong" w:cs="Times New Roman"/>
+        </w:rPr>
+        <w:t>结构化学</w:t>
+      </w:r>
+      <w:r>
+        <w:rPr>
+          <w:rFonts w:hint="eastAsia" w:ascii="Times New Roman" w:hAnsi="Times New Roman" w:eastAsia="Times New Roman" w:cs="Times New Roman"/>
+        </w:rPr>
+        <w:t>、</w:t>
+      </w:r>
+      <w:r>
+        <w:rPr>
+          <w:rFonts w:hint="eastAsia" w:ascii="Times New Roman" w:hAnsi="Times New Roman" w:eastAsia="FangSong" w:cs="Times New Roman"/>
+        </w:rPr>
+        <w:t>第三部分</w:t>
+      </w:r>
+      <w:r>
+        <w:rPr>
+          <w:rFonts w:ascii="Times New Roman" w:hAnsi="Times New Roman" w:eastAsia="Times New Roman" w:cs="Times New Roman"/>
+        </w:rPr>
+        <w:t xml:space="preserve">　</w:t>
+      </w:r>
+      <w:r>
+        <w:rPr>
+          <w:rFonts w:hint="eastAsia" w:ascii="Times New Roman" w:hAnsi="Times New Roman" w:eastAsia="FangSong" w:cs="Times New Roman"/>
+        </w:rPr>
+        <w:t>化学原理</w:t>
+      </w:r>
+      <w:r>
+        <w:rPr>
+          <w:rFonts w:hint="eastAsia" w:ascii="Times New Roman" w:hAnsi="Times New Roman" w:eastAsia="Times New Roman" w:cs="Times New Roman"/>
+        </w:rPr>
         <w:t>，</w:t>
       </w:r>
       <w:r>
@@ -685,7 +631,7 @@
           <w:b/>
           <w:bCs/>
         </w:rPr>
-        <w:t>建议用时</w:t>
+        <w:t xml:space="preserve">现存可用</w:t>
       </w:r>
       <w:r>
         <w:rPr>
@@ -693,7 +639,7 @@
           <w:b/>
           <w:bCs/>
         </w:rPr>
-        <w:t xml:space="preserve"> 180 </w:t>
+        <w:t xml:space="preserve"> 15 </w:t>
       </w:r>
       <w:r>
         <w:rPr>
@@ -701,6 +647,70 @@
           <w:b/>
           <w:bCs/>
         </w:rPr>
+        <w:t>题</w:t>
+      </w:r>
+      <w:r>
+        <w:rPr>
+          <w:rFonts w:hint="eastAsia" w:ascii="Times New Roman" w:hAnsi="Times New Roman" w:eastAsia="Times New Roman" w:cs="Times New Roman"/>
+          <w:b/>
+          <w:bCs/>
+        </w:rPr>
+        <w:t>，</w:t>
+      </w:r>
+      <w:r>
+        <w:rPr>
+          <w:rFonts w:hint="eastAsia" w:ascii="Times New Roman" w:hAnsi="Times New Roman" w:eastAsia="FangSong" w:cs="Times New Roman"/>
+          <w:b/>
+          <w:bCs/>
+        </w:rPr>
+        <w:t>满分</w:t>
+      </w:r>
+      <w:r>
+        <w:rPr>
+          <w:rFonts w:ascii="Times New Roman" w:hAnsi="Times New Roman" w:eastAsia="Times New Roman" w:cs="Times New Roman"/>
+          <w:b/>
+          <w:bCs/>
+        </w:rPr>
+        <w:t xml:space="preserve"> 134 </w:t>
+      </w:r>
+      <w:r>
+        <w:rPr>
+          <w:rFonts w:hint="eastAsia" w:ascii="Times New Roman" w:hAnsi="Times New Roman" w:eastAsia="FangSong" w:cs="Times New Roman"/>
+          <w:b/>
+          <w:bCs/>
+        </w:rPr>
+        <w:t>分</w:t>
+      </w:r>
+      <w:r>
+        <w:rPr>
+          <w:rFonts w:hint="eastAsia" w:ascii="Times New Roman" w:hAnsi="Times New Roman" w:eastAsia="Times New Roman" w:cs="Times New Roman"/>
+          <w:b/>
+          <w:bCs/>
+        </w:rPr>
+        <w:t>，</w:t>
+      </w:r>
+      <w:r>
+        <w:rPr>
+          <w:rFonts w:hint="eastAsia" w:ascii="Times New Roman" w:hAnsi="Times New Roman" w:eastAsia="FangSong" w:cs="Times New Roman"/>
+          <w:b/>
+          <w:bCs/>
+        </w:rPr>
+        <w:t>建议用时</w:t>
+      </w:r>
+      <w:r>
+        <w:rPr>
+          <w:rFonts w:ascii="Times New Roman" w:hAnsi="Times New Roman" w:eastAsia="Times New Roman" w:cs="Times New Roman"/>
+          <w:b/>
+          <w:bCs/>
+        </w:rPr>
+        <w:t xml:space="preserve"> 180 </w:t>
+      </w:r>
+      <w:r>
+        <w:rPr>
+          <w:rFonts w:hint="eastAsia" w:ascii="Times New Roman" w:hAnsi="Times New Roman" w:eastAsia="FangSong" w:cs="Times New Roman"/>
+          <w:b/>
+          <w:bCs/>
+        </w:rPr>
         <w:t xml:space="preserve">分钟</w:t>
       </w:r>
       <w:r>
@@ -719,7 +729,7 @@
         <w:rPr>
           <w:rFonts w:ascii="Times New Roman" w:hAnsi="Times New Roman" w:eastAsia="Times New Roman" w:cs="Times New Roman"/>
         </w:rPr>
-        <w:t xml:space="preserve"> ⭐⭐⭐⭐ ×7、⭐⭐⭐⭐⭐ ×9。</w:t>
+        <w:t xml:space="preserve"> ⭐⭐⭐⭐ ×7、⭐⭐⭐⭐⭐ ×8。</w:t>
       </w:r>
       <w:r>
         <w:rPr>
@@ -750,7 +760,7 @@
         </w:pict>
       </w:r>
     </w:p>
-    <w:bookmarkStart w:id="42" w:name="第一部分-元素化学与分析化学第-17-题共-64-分"/>
+    <w:bookmarkStart w:id="42" w:name="X6d161d69132a344ffd293fb7d28d08591459760"/>
     <w:p>
       <w:pPr>
         <w:pStyle w:val="Heading2"/>
@@ -790,13 +800,37 @@
         <w:rPr>
           <w:rFonts w:ascii="Times New Roman" w:hAnsi="Times New Roman" w:eastAsia="Times New Roman" w:cs="Times New Roman"/>
         </w:rPr>
-        <w:t xml:space="preserve"> 1–7 </w:t>
+        <w:t xml:space="preserve"> 1–6 </w:t>
       </w:r>
       <w:r>
         <w:rPr>
           <w:rFonts w:hint="eastAsia" w:ascii="Times New Roman" w:hAnsi="Times New Roman" w:eastAsia="SimHei" w:cs="Times New Roman"/>
         </w:rPr>
-        <w:t>题</w:t>
+        <w:t>题可用</w:t>
+      </w:r>
+      <w:r>
+        <w:rPr>
+          <w:rFonts w:hint="eastAsia" w:ascii="Times New Roman" w:hAnsi="Times New Roman" w:eastAsia="Times New Roman" w:cs="Times New Roman"/>
+        </w:rPr>
+        <w:t>；</w:t>
+      </w:r>
+      <w:r>
+        <w:rPr>
+          <w:rFonts w:hint="eastAsia" w:ascii="Times New Roman" w:hAnsi="Times New Roman" w:eastAsia="SimHei" w:cs="Times New Roman"/>
+        </w:rPr>
+        <w:t>原第</w:t>
+      </w:r>
+      <w:r>
+        <w:rPr>
+          <w:rFonts w:ascii="Times New Roman" w:hAnsi="Times New Roman" w:eastAsia="Times New Roman" w:cs="Times New Roman"/>
+        </w:rPr>
+        <w:t xml:space="preserve"> 7 </w:t>
+      </w:r>
+      <w:r>
+        <w:rPr>
+          <w:rFonts w:hint="eastAsia" w:ascii="Times New Roman" w:hAnsi="Times New Roman" w:eastAsia="SimHei" w:cs="Times New Roman"/>
+        </w:rPr>
+        <w:t>题已撤题</w:t>
       </w:r>
       <w:r>
         <w:rPr>
@@ -808,13 +842,13 @@
         <w:rPr>
           <w:rFonts w:hint="eastAsia" w:ascii="Times New Roman" w:hAnsi="Times New Roman" w:eastAsia="SimHei" w:cs="Times New Roman"/>
         </w:rPr>
-        <w:t>共</w:t>
-      </w:r>
-      <w:r>
-        <w:rPr>
-          <w:rFonts w:ascii="Times New Roman" w:hAnsi="Times New Roman" w:eastAsia="Times New Roman" w:cs="Times New Roman"/>
-        </w:rPr>
-        <w:t xml:space="preserve"> 64 </w:t>
+        <w:t>可用部分共</w:t>
+      </w:r>
+      <w:r>
+        <w:rPr>
+          <w:rFonts w:ascii="Times New Roman" w:hAnsi="Times New Roman" w:eastAsia="Times New Roman" w:cs="Times New Roman"/>
+        </w:rPr>
+        <w:t xml:space="preserve"> 54 </w:t>
       </w:r>
       <w:r>
         <w:rPr>
@@ -27147,6 +27181,143 @@
           <w:rFonts w:ascii="Times New Roman" w:hAnsi="Times New Roman" w:eastAsia="Times New Roman" w:cs="Times New Roman"/>
         </w:rPr>
         <w:t xml:space="preserve">。</w:t>
+      </w:r>
+      <w:r>
+        <w:rPr>
+          <w:rFonts w:ascii="Times New Roman" w:hAnsi="Times New Roman" w:eastAsia="Times New Roman" w:cs="Times New Roman"/>
+        </w:rPr>
+        <w:t xml:space="preserve"> </w:t>
+      </w:r>
+    </w:p>
+    <w:p>
+      <w:pPr>
+        <w:pStyle w:val="BlockText"/>
+      </w:pPr>
+      <w:r>
+        <w:rPr>
+          <w:rFonts w:ascii="Times New Roman" w:hAnsi="Times New Roman" w:eastAsia="Times New Roman" w:cs="Times New Roman"/>
+        </w:rPr>
+        <w:t xml:space="preserve">[!warning] </w:t>
+      </w:r>
+      <w:r>
+        <w:rPr>
+          <w:rFonts w:hint="eastAsia" w:ascii="Times New Roman" w:hAnsi="Times New Roman" w:eastAsia="FangSong" w:cs="Times New Roman"/>
+        </w:rPr>
+        <w:t xml:space="preserve">第</w:t>
+      </w:r>
+      <w:r>
+        <w:rPr>
+          <w:rFonts w:ascii="Times New Roman" w:hAnsi="Times New Roman" w:eastAsia="Times New Roman" w:cs="Times New Roman"/>
+        </w:rPr>
+        <w:t xml:space="preserve"> 7 </w:t>
+      </w:r>
+      <w:r>
+        <w:rPr>
+          <w:rFonts w:hint="eastAsia" w:ascii="Times New Roman" w:hAnsi="Times New Roman" w:eastAsia="FangSong" w:cs="Times New Roman"/>
+        </w:rPr>
+        <w:t>题已撤题并隔离</w:t>
+      </w:r>
+      <w:r>
+        <w:rPr>
+          <w:rFonts w:hint="eastAsia" w:ascii="Times New Roman" w:hAnsi="Times New Roman" w:eastAsia="Times New Roman" w:cs="Times New Roman"/>
+        </w:rPr>
+        <w:t>：</w:t>
+      </w:r>
+      <w:r>
+        <w:rPr>
+          <w:rFonts w:hint="eastAsia" w:ascii="Times New Roman" w:hAnsi="Times New Roman" w:eastAsia="FangSong" w:cs="Times New Roman"/>
+        </w:rPr>
+        <w:t>缺真实</w:t>
+      </w:r>
+      <w:r>
+        <w:rPr>
+          <w:rFonts w:ascii="Times New Roman" w:hAnsi="Times New Roman" w:eastAsia="Times New Roman" w:cs="Times New Roman"/>
+        </w:rPr>
+        <w:t xml:space="preserve"> A </w:t>
+      </w:r>
+      <w:r>
+        <w:rPr>
+          <w:rFonts w:hint="eastAsia" w:ascii="Times New Roman" w:hAnsi="Times New Roman" w:eastAsia="FangSong" w:cs="Times New Roman"/>
+        </w:rPr>
+        <w:t xml:space="preserve">至</w:t>
+      </w:r>
+      <w:r>
+        <w:rPr>
+          <w:rFonts w:ascii="Times New Roman" w:hAnsi="Times New Roman" w:eastAsia="Times New Roman" w:cs="Times New Roman"/>
+        </w:rPr>
+        <w:t xml:space="preserve"> K / </w:t>
+      </w:r>
+      <w:r>
+        <w:rPr>
+          <w:rFonts w:hint="eastAsia" w:ascii="Times New Roman" w:hAnsi="Times New Roman" w:eastAsia="FangSong" w:cs="Times New Roman"/>
+        </w:rPr>
+        <w:t xml:space="preserve">反应</w:t>
+      </w:r>
+      <w:r>
+        <w:rPr>
+          <w:rFonts w:ascii="Times New Roman" w:hAnsi="Times New Roman" w:eastAsia="Times New Roman" w:cs="Times New Roman"/>
+        </w:rPr>
+        <w:t xml:space="preserve"> 1 </w:t>
+      </w:r>
+      <w:r>
+        <w:rPr>
+          <w:rFonts w:hint="eastAsia" w:ascii="Times New Roman" w:hAnsi="Times New Roman" w:eastAsia="FangSong" w:cs="Times New Roman"/>
+        </w:rPr>
+        <w:t xml:space="preserve">至</w:t>
+      </w:r>
+      <w:r>
+        <w:rPr>
+          <w:rFonts w:ascii="Times New Roman" w:hAnsi="Times New Roman" w:eastAsia="Times New Roman" w:cs="Times New Roman"/>
+        </w:rPr>
+        <w:t xml:space="preserve"> 14 </w:t>
+      </w:r>
+      <w:r>
+        <w:rPr>
+          <w:rFonts w:hint="eastAsia" w:ascii="Times New Roman" w:hAnsi="Times New Roman" w:eastAsia="FangSong" w:cs="Times New Roman"/>
+        </w:rPr>
+        <w:t>流程图</w:t>
+      </w:r>
+      <w:r>
+        <w:rPr>
+          <w:rFonts w:hint="eastAsia" w:ascii="Times New Roman" w:hAnsi="Times New Roman" w:eastAsia="Times New Roman" w:cs="Times New Roman"/>
+        </w:rPr>
+        <w:t>，</w:t>
+      </w:r>
+      <w:r>
+        <w:rPr>
+          <w:rFonts w:hint="eastAsia" w:ascii="Times New Roman" w:hAnsi="Times New Roman" w:eastAsia="FangSong" w:cs="Times New Roman"/>
+        </w:rPr>
+        <w:t>原错误</w:t>
+      </w:r>
+      <w:r>
+        <w:rPr>
+          <w:rFonts w:ascii="Times New Roman" w:hAnsi="Times New Roman" w:eastAsia="Times New Roman" w:cs="Times New Roman"/>
+        </w:rPr>
+        <w:t xml:space="preserve"> LaTeX </w:t>
+      </w:r>
+      <w:r>
+        <w:rPr>
+          <w:rFonts w:hint="eastAsia" w:ascii="Times New Roman" w:hAnsi="Times New Roman" w:eastAsia="FangSong" w:cs="Times New Roman"/>
+        </w:rPr>
+        <w:t>重建流程已撤出发布内容</w:t>
+      </w:r>
+      <w:r>
+        <w:rPr>
+          <w:rFonts w:hint="eastAsia" w:ascii="Times New Roman" w:hAnsi="Times New Roman" w:eastAsia="Times New Roman" w:cs="Times New Roman"/>
+        </w:rPr>
+        <w:t>；</w:t>
+      </w:r>
+      <w:r>
+        <w:rPr>
+          <w:rFonts w:hint="eastAsia" w:ascii="Times New Roman" w:hAnsi="Times New Roman" w:eastAsia="FangSong" w:cs="Times New Roman"/>
+        </w:rPr>
+        <w:t>不得从答案反推补图</w:t>
+      </w:r>
+      <w:r>
+        <w:rPr>
+          <w:rFonts w:hint="eastAsia" w:ascii="Times New Roman" w:hAnsi="Times New Roman" w:eastAsia="Times New Roman" w:cs="Times New Roman"/>
+        </w:rPr>
+        <w:t>。</w:t>
       </w:r>
     </w:p>
     <w:p>
@@ -50688,8 +50859,38 @@
             <w:r>
               <w:rPr>
                 <w:rFonts w:hint="eastAsia" w:ascii="Times New Roman" w:hAnsi="Times New Roman" w:eastAsia="FangSong" w:cs="Times New Roman"/>
+                <w:b/>
+                <w:bCs/>
               </w:rPr>
-              <w:t xml:space="preserve">钒的化合物</w:t>
+              <w:t xml:space="preserve">已撤题</w:t>
+            </w:r>
+            <w:r>
+              <w:rPr>
+                <w:rFonts w:ascii="Times New Roman" w:hAnsi="Times New Roman" w:eastAsia="Times New Roman" w:cs="Times New Roman"/>
+                <w:b/>
+                <w:bCs/>
+              </w:rPr>
+              <w:t xml:space="preserve"> / </w:t>
+            </w:r>
+            <w:r>
+              <w:rPr>
+                <w:rFonts w:hint="eastAsia" w:ascii="Times New Roman" w:hAnsi="Times New Roman" w:eastAsia="FangSong" w:cs="Times New Roman"/>
+                <w:b/>
+                <w:bCs/>
+              </w:rPr>
+              <w:t xml:space="preserve">隔离</w:t>
+            </w:r>
+            <w:r>
+              <w:rPr>
+                <w:rFonts w:hint="eastAsia" w:ascii="Times New Roman" w:hAnsi="Times New Roman" w:eastAsia="Times New Roman" w:cs="Times New Roman"/>
+              </w:rPr>
+              <w:t>：</w:t>
+            </w:r>
+            <w:r>
+              <w:rPr>
+                <w:rFonts w:hint="eastAsia" w:ascii="Times New Roman" w:hAnsi="Times New Roman" w:eastAsia="FangSong" w:cs="Times New Roman"/>
+              </w:rPr>
+              <w:t>钒的化合物</w:t>
             </w:r>
             <w:r>
               <w:rPr>
@@ -52239,13 +52440,61 @@
         <w:rPr>
           <w:rFonts w:hint="eastAsia" w:ascii="Times New Roman" w:hAnsi="Times New Roman" w:eastAsia="FangSong" w:cs="Times New Roman"/>
         </w:rPr>
-        <w:t xml:space="preserve">合计</w:t>
-      </w:r>
-      <w:r>
-        <w:rPr>
-          <w:rFonts w:ascii="Times New Roman" w:hAnsi="Times New Roman" w:eastAsia="Times New Roman" w:cs="Times New Roman"/>
-        </w:rPr>
-        <w:t xml:space="preserve"> 144 </w:t>
+        <w:t>合计</w:t>
+      </w:r>
+      <w:r>
+        <w:rPr>
+          <w:rFonts w:hint="eastAsia" w:ascii="Times New Roman" w:hAnsi="Times New Roman" w:eastAsia="Times New Roman" w:cs="Times New Roman"/>
+        </w:rPr>
+        <w:t>：15</w:t>
+      </w:r>
+      <w:r>
+        <w:rPr>
+          <w:rFonts w:ascii="Times New Roman" w:hAnsi="Times New Roman" w:eastAsia="Times New Roman" w:cs="Times New Roman"/>
+        </w:rPr>
+        <w:t xml:space="preserve"> </w:t>
+      </w:r>
+      <w:r>
+        <w:rPr>
+          <w:rFonts w:hint="eastAsia" w:ascii="Times New Roman" w:hAnsi="Times New Roman" w:eastAsia="FangSong" w:cs="Times New Roman"/>
+        </w:rPr>
+        <w:t>题可用</w:t>
+      </w:r>
+      <w:r>
+        <w:rPr>
+          <w:rFonts w:hint="eastAsia" w:ascii="Times New Roman" w:hAnsi="Times New Roman" w:eastAsia="Times New Roman" w:cs="Times New Roman"/>
+        </w:rPr>
+        <w:t>、1</w:t>
+      </w:r>
+      <w:r>
+        <w:rPr>
+          <w:rFonts w:ascii="Times New Roman" w:hAnsi="Times New Roman" w:eastAsia="Times New Roman" w:cs="Times New Roman"/>
+        </w:rPr>
+        <w:t xml:space="preserve"> </w:t>
+      </w:r>
+      <w:r>
+        <w:rPr>
+          <w:rFonts w:hint="eastAsia" w:ascii="Times New Roman" w:hAnsi="Times New Roman" w:eastAsia="FangSong" w:cs="Times New Roman"/>
+        </w:rPr>
+        <w:t>题撤题</w:t>
+      </w:r>
+      <w:r>
+        <w:rPr>
+          <w:rFonts w:hint="eastAsia" w:ascii="Times New Roman" w:hAnsi="Times New Roman" w:eastAsia="Times New Roman" w:cs="Times New Roman"/>
+        </w:rPr>
+        <w:t>；</w:t>
+      </w:r>
+      <w:r>
+        <w:rPr>
+          <w:rFonts w:hint="eastAsia" w:ascii="Times New Roman" w:hAnsi="Times New Roman" w:eastAsia="FangSong" w:cs="Times New Roman"/>
+        </w:rPr>
+        <w:t>可用题</w:t>
+      </w:r>
+      <w:r>
+        <w:rPr>
+          <w:rFonts w:ascii="Times New Roman" w:hAnsi="Times New Roman" w:eastAsia="Times New Roman" w:cs="Times New Roman"/>
+        </w:rPr>
+        <w:t xml:space="preserve"> 134 </w:t>
       </w:r>
       <w:r>
         <w:rPr>
@@ -52275,7 +52524,7 @@
         <w:rPr>
           <w:rFonts w:hint="eastAsia" w:ascii="Times New Roman" w:hAnsi="Times New Roman" w:eastAsia="Times New Roman" w:cs="Times New Roman"/>
         </w:rPr>
-        <w:t>×9；</w:t>
+        <w:t>×8；</w:t>
       </w:r>
       <w:r>
         <w:rPr>

--- a/00-首页/题组Word/初赛模拟卷/初赛模拟卷IX（非有机·答案版）.docx
+++ b/00-首页/题组Word/初赛模拟卷/初赛模拟卷IX（非有机·答案版）.docx
@@ -42610,12 +42610,13 @@
         </w:tblBorders>
       </w:tblPr>
       <w:tblGrid>
-        <w:gridCol w:w="1650"/>
-        <w:gridCol w:w="1650"/>
-        <w:gridCol w:w="990"/>
-        <w:gridCol w:w="990"/>
-        <w:gridCol w:w="990"/>
-        <w:gridCol w:w="1650"/>
+        <w:gridCol w:w="1277"/>
+        <w:gridCol w:w="766"/>
+        <w:gridCol w:w="766"/>
+        <w:gridCol w:w="1277"/>
+        <w:gridCol w:w="1277"/>
+        <w:gridCol w:w="1277"/>
+        <w:gridCol w:w="1277"/>
       </w:tblGrid>
       <w:tr>
         <w:trPr>
@@ -42638,26 +42639,6 @@
                 <w:b/>
               </w:rPr>
               <w:t xml:space="preserve">卷内题号</w:t>
-            </w:r>
-          </w:p>
-        </w:tc>
-        <w:tc>
-          <w:tcPr>
-            <w:tcBorders>
-              <w:bottom w:val="single" w:sz="6" w:space="0" w:color="333333"/>
-            </w:tcBorders>
-          </w:tcPr>
-          <w:p>
-            <w:pPr>
-              <w:pStyle w:val="Compact"/>
-              <w:jc w:val="center"/>
-            </w:pPr>
-            <w:r>
-              <w:rPr>
-                <w:rFonts w:hint="eastAsia" w:ascii="Times New Roman" w:hAnsi="Times New Roman" w:eastAsia="SimHei" w:cs="Times New Roman"/>
-                <w:b/>
-              </w:rPr>
-              <w:t xml:space="preserve">分值</w:t>
             </w:r>
           </w:p>
         </w:tc>
@@ -42737,7 +42718,47 @@
                 <w:rFonts w:hint="eastAsia" w:ascii="Times New Roman" w:hAnsi="Times New Roman" w:eastAsia="SimHei" w:cs="Times New Roman"/>
                 <w:b/>
               </w:rPr>
+              <w:t xml:space="preserve">模块</w:t>
+            </w:r>
+          </w:p>
+        </w:tc>
+        <w:tc>
+          <w:tcPr>
+            <w:tcBorders>
+              <w:bottom w:val="single" w:sz="6" w:space="0" w:color="333333"/>
+            </w:tcBorders>
+          </w:tcPr>
+          <w:p>
+            <w:pPr>
+              <w:pStyle w:val="Compact"/>
+              <w:jc w:val="center"/>
+            </w:pPr>
+            <w:r>
+              <w:rPr>
+                <w:rFonts w:hint="eastAsia" w:ascii="Times New Roman" w:hAnsi="Times New Roman" w:eastAsia="SimHei" w:cs="Times New Roman"/>
+                <w:b/>
+              </w:rPr>
               <w:t xml:space="preserve">难度</w:t>
+            </w:r>
+          </w:p>
+        </w:tc>
+        <w:tc>
+          <w:tcPr>
+            <w:tcBorders>
+              <w:bottom w:val="single" w:sz="6" w:space="0" w:color="333333"/>
+            </w:tcBorders>
+          </w:tcPr>
+          <w:p>
+            <w:pPr>
+              <w:pStyle w:val="Compact"/>
+              <w:jc w:val="center"/>
+            </w:pPr>
+            <w:r>
+              <w:rPr>
+                <w:rFonts w:hint="eastAsia" w:ascii="Times New Roman" w:hAnsi="Times New Roman" w:eastAsia="SimHei" w:cs="Times New Roman"/>
+                <w:b/>
+              </w:rPr>
+              <w:t xml:space="preserve">分值</w:t>
             </w:r>
           </w:p>
         </w:tc>
@@ -42755,21 +42776,6 @@
                 <w:rFonts w:ascii="Times New Roman" w:hAnsi="Times New Roman" w:eastAsia="Times New Roman" w:cs="Times New Roman"/>
               </w:rPr>
               <w:t xml:space="preserve">1</w:t>
-            </w:r>
-          </w:p>
-        </w:tc>
-        <w:tc>
-          <w:tcPr/>
-          <w:p>
-            <w:pPr>
-              <w:pStyle w:val="Compact"/>
-              <w:jc w:val="center"/>
-            </w:pPr>
-            <w:r>
-              <w:rPr>
-                <w:rFonts w:ascii="Times New Roman" w:hAnsi="Times New Roman" w:eastAsia="Times New Roman" w:cs="Times New Roman"/>
-              </w:rPr>
-              <w:t xml:space="preserve">8</w:t>
             </w:r>
           </w:p>
         </w:tc>
@@ -42875,9 +42881,39 @@
             </w:pPr>
             <w:r>
               <w:rPr>
+                <w:rFonts w:hint="eastAsia" w:ascii="Times New Roman" w:hAnsi="Times New Roman" w:eastAsia="FangSong" w:cs="Times New Roman"/>
+              </w:rPr>
+              <w:t xml:space="preserve">元素与分析</w:t>
+            </w:r>
+          </w:p>
+        </w:tc>
+        <w:tc>
+          <w:tcPr/>
+          <w:p>
+            <w:pPr>
+              <w:pStyle w:val="Compact"/>
+              <w:jc w:val="center"/>
+            </w:pPr>
+            <w:r>
+              <w:rPr>
                 <w:rFonts w:ascii="Times New Roman" w:hAnsi="Times New Roman" w:eastAsia="Times New Roman" w:cs="Times New Roman"/>
               </w:rPr>
               <w:t xml:space="preserve">⭐⭐⭐⭐</w:t>
+            </w:r>
+          </w:p>
+        </w:tc>
+        <w:tc>
+          <w:tcPr/>
+          <w:p>
+            <w:pPr>
+              <w:pStyle w:val="Compact"/>
+              <w:jc w:val="center"/>
+            </w:pPr>
+            <w:r>
+              <w:rPr>
+                <w:rFonts w:ascii="Times New Roman" w:hAnsi="Times New Roman" w:eastAsia="Times New Roman" w:cs="Times New Roman"/>
+              </w:rPr>
+              <w:t xml:space="preserve">8</w:t>
             </w:r>
           </w:p>
         </w:tc>
@@ -42895,21 +42931,6 @@
                 <w:rFonts w:ascii="Times New Roman" w:hAnsi="Times New Roman" w:eastAsia="Times New Roman" w:cs="Times New Roman"/>
               </w:rPr>
               <w:t xml:space="preserve">2</w:t>
-            </w:r>
-          </w:p>
-        </w:tc>
-        <w:tc>
-          <w:tcPr/>
-          <w:p>
-            <w:pPr>
-              <w:pStyle w:val="Compact"/>
-              <w:jc w:val="center"/>
-            </w:pPr>
-            <w:r>
-              <w:rPr>
-                <w:rFonts w:ascii="Times New Roman" w:hAnsi="Times New Roman" w:eastAsia="Times New Roman" w:cs="Times New Roman"/>
-              </w:rPr>
-              <w:t xml:space="preserve">8</w:t>
             </w:r>
           </w:p>
         </w:tc>
@@ -43045,9 +43066,39 @@
             </w:pPr>
             <w:r>
               <w:rPr>
+                <w:rFonts w:hint="eastAsia" w:ascii="Times New Roman" w:hAnsi="Times New Roman" w:eastAsia="FangSong" w:cs="Times New Roman"/>
+              </w:rPr>
+              <w:t xml:space="preserve">元素与分析</w:t>
+            </w:r>
+          </w:p>
+        </w:tc>
+        <w:tc>
+          <w:tcPr/>
+          <w:p>
+            <w:pPr>
+              <w:pStyle w:val="Compact"/>
+              <w:jc w:val="center"/>
+            </w:pPr>
+            <w:r>
+              <w:rPr>
                 <w:rFonts w:ascii="Times New Roman" w:hAnsi="Times New Roman" w:eastAsia="Times New Roman" w:cs="Times New Roman"/>
               </w:rPr>
               <w:t xml:space="preserve">⭐⭐⭐⭐⭐</w:t>
+            </w:r>
+          </w:p>
+        </w:tc>
+        <w:tc>
+          <w:tcPr/>
+          <w:p>
+            <w:pPr>
+              <w:pStyle w:val="Compact"/>
+              <w:jc w:val="center"/>
+            </w:pPr>
+            <w:r>
+              <w:rPr>
+                <w:rFonts w:ascii="Times New Roman" w:hAnsi="Times New Roman" w:eastAsia="Times New Roman" w:cs="Times New Roman"/>
+              </w:rPr>
+              <w:t xml:space="preserve">8</w:t>
             </w:r>
           </w:p>
         </w:tc>
@@ -43065,21 +43116,6 @@
                 <w:rFonts w:ascii="Times New Roman" w:hAnsi="Times New Roman" w:eastAsia="Times New Roman" w:cs="Times New Roman"/>
               </w:rPr>
               <w:t xml:space="preserve">3</w:t>
-            </w:r>
-          </w:p>
-        </w:tc>
-        <w:tc>
-          <w:tcPr/>
-          <w:p>
-            <w:pPr>
-              <w:pStyle w:val="Compact"/>
-              <w:jc w:val="center"/>
-            </w:pPr>
-            <w:r>
-              <w:rPr>
-                <w:rFonts w:ascii="Times New Roman" w:hAnsi="Times New Roman" w:eastAsia="Times New Roman" w:cs="Times New Roman"/>
-              </w:rPr>
-              <w:t xml:space="preserve">10</w:t>
             </w:r>
           </w:p>
         </w:tc>
@@ -43209,9 +43245,39 @@
             </w:pPr>
             <w:r>
               <w:rPr>
+                <w:rFonts w:hint="eastAsia" w:ascii="Times New Roman" w:hAnsi="Times New Roman" w:eastAsia="FangSong" w:cs="Times New Roman"/>
+              </w:rPr>
+              <w:t xml:space="preserve">元素与分析</w:t>
+            </w:r>
+          </w:p>
+        </w:tc>
+        <w:tc>
+          <w:tcPr/>
+          <w:p>
+            <w:pPr>
+              <w:pStyle w:val="Compact"/>
+              <w:jc w:val="center"/>
+            </w:pPr>
+            <w:r>
+              <w:rPr>
                 <w:rFonts w:ascii="Times New Roman" w:hAnsi="Times New Roman" w:eastAsia="Times New Roman" w:cs="Times New Roman"/>
               </w:rPr>
               <w:t xml:space="preserve">⭐⭐⭐⭐⭐</w:t>
+            </w:r>
+          </w:p>
+        </w:tc>
+        <w:tc>
+          <w:tcPr/>
+          <w:p>
+            <w:pPr>
+              <w:pStyle w:val="Compact"/>
+              <w:jc w:val="center"/>
+            </w:pPr>
+            <w:r>
+              <w:rPr>
+                <w:rFonts w:ascii="Times New Roman" w:hAnsi="Times New Roman" w:eastAsia="Times New Roman" w:cs="Times New Roman"/>
+              </w:rPr>
+              <w:t xml:space="preserve">10</w:t>
             </w:r>
           </w:p>
         </w:tc>
@@ -43229,21 +43295,6 @@
                 <w:rFonts w:ascii="Times New Roman" w:hAnsi="Times New Roman" w:eastAsia="Times New Roman" w:cs="Times New Roman"/>
               </w:rPr>
               <w:t xml:space="preserve">4</w:t>
-            </w:r>
-          </w:p>
-        </w:tc>
-        <w:tc>
-          <w:tcPr/>
-          <w:p>
-            <w:pPr>
-              <w:pStyle w:val="Compact"/>
-              <w:jc w:val="center"/>
-            </w:pPr>
-            <w:r>
-              <w:rPr>
-                <w:rFonts w:ascii="Times New Roman" w:hAnsi="Times New Roman" w:eastAsia="Times New Roman" w:cs="Times New Roman"/>
-              </w:rPr>
-              <w:t xml:space="preserve">9</w:t>
             </w:r>
           </w:p>
         </w:tc>
@@ -43349,9 +43400,39 @@
             </w:pPr>
             <w:r>
               <w:rPr>
+                <w:rFonts w:hint="eastAsia" w:ascii="Times New Roman" w:hAnsi="Times New Roman" w:eastAsia="FangSong" w:cs="Times New Roman"/>
+              </w:rPr>
+              <w:t xml:space="preserve">元素与分析</w:t>
+            </w:r>
+          </w:p>
+        </w:tc>
+        <w:tc>
+          <w:tcPr/>
+          <w:p>
+            <w:pPr>
+              <w:pStyle w:val="Compact"/>
+              <w:jc w:val="center"/>
+            </w:pPr>
+            <w:r>
+              <w:rPr>
                 <w:rFonts w:ascii="Times New Roman" w:hAnsi="Times New Roman" w:eastAsia="Times New Roman" w:cs="Times New Roman"/>
               </w:rPr>
               <w:t xml:space="preserve">⭐⭐⭐⭐⭐</w:t>
+            </w:r>
+          </w:p>
+        </w:tc>
+        <w:tc>
+          <w:tcPr/>
+          <w:p>
+            <w:pPr>
+              <w:pStyle w:val="Compact"/>
+              <w:jc w:val="center"/>
+            </w:pPr>
+            <w:r>
+              <w:rPr>
+                <w:rFonts w:ascii="Times New Roman" w:hAnsi="Times New Roman" w:eastAsia="Times New Roman" w:cs="Times New Roman"/>
+              </w:rPr>
+              <w:t xml:space="preserve">9</w:t>
             </w:r>
           </w:p>
         </w:tc>
@@ -43369,21 +43450,6 @@
                 <w:rFonts w:ascii="Times New Roman" w:hAnsi="Times New Roman" w:eastAsia="Times New Roman" w:cs="Times New Roman"/>
               </w:rPr>
               <w:t xml:space="preserve">5</w:t>
-            </w:r>
-          </w:p>
-        </w:tc>
-        <w:tc>
-          <w:tcPr/>
-          <w:p>
-            <w:pPr>
-              <w:pStyle w:val="Compact"/>
-              <w:jc w:val="center"/>
-            </w:pPr>
-            <w:r>
-              <w:rPr>
-                <w:rFonts w:ascii="Times New Roman" w:hAnsi="Times New Roman" w:eastAsia="Times New Roman" w:cs="Times New Roman"/>
-              </w:rPr>
-              <w:t xml:space="preserve">9</w:t>
             </w:r>
           </w:p>
         </w:tc>
@@ -43495,9 +43561,39 @@
             </w:pPr>
             <w:r>
               <w:rPr>
+                <w:rFonts w:hint="eastAsia" w:ascii="Times New Roman" w:hAnsi="Times New Roman" w:eastAsia="FangSong" w:cs="Times New Roman"/>
+              </w:rPr>
+              <w:t xml:space="preserve">元素与分析</w:t>
+            </w:r>
+          </w:p>
+        </w:tc>
+        <w:tc>
+          <w:tcPr/>
+          <w:p>
+            <w:pPr>
+              <w:pStyle w:val="Compact"/>
+              <w:jc w:val="center"/>
+            </w:pPr>
+            <w:r>
+              <w:rPr>
                 <w:rFonts w:ascii="Times New Roman" w:hAnsi="Times New Roman" w:eastAsia="Times New Roman" w:cs="Times New Roman"/>
               </w:rPr>
               <w:t xml:space="preserve">⭐⭐⭐⭐</w:t>
+            </w:r>
+          </w:p>
+        </w:tc>
+        <w:tc>
+          <w:tcPr/>
+          <w:p>
+            <w:pPr>
+              <w:pStyle w:val="Compact"/>
+              <w:jc w:val="center"/>
+            </w:pPr>
+            <w:r>
+              <w:rPr>
+                <w:rFonts w:ascii="Times New Roman" w:hAnsi="Times New Roman" w:eastAsia="Times New Roman" w:cs="Times New Roman"/>
+              </w:rPr>
+              <w:t xml:space="preserve">9</w:t>
             </w:r>
           </w:p>
         </w:tc>
@@ -43515,21 +43611,6 @@
                 <w:rFonts w:ascii="Times New Roman" w:hAnsi="Times New Roman" w:eastAsia="Times New Roman" w:cs="Times New Roman"/>
               </w:rPr>
               <w:t xml:space="preserve">6</w:t>
-            </w:r>
-          </w:p>
-        </w:tc>
-        <w:tc>
-          <w:tcPr/>
-          <w:p>
-            <w:pPr>
-              <w:pStyle w:val="Compact"/>
-              <w:jc w:val="center"/>
-            </w:pPr>
-            <w:r>
-              <w:rPr>
-                <w:rFonts w:ascii="Times New Roman" w:hAnsi="Times New Roman" w:eastAsia="Times New Roman" w:cs="Times New Roman"/>
-              </w:rPr>
-              <w:t xml:space="preserve">10</w:t>
             </w:r>
           </w:p>
         </w:tc>
@@ -43629,14 +43710,12 @@
             </w:pPr>
             <w:r>
               <w:rPr>
-                <w:rFonts w:ascii="Times New Roman" w:hAnsi="Times New Roman" w:eastAsia="Times New Roman" w:cs="Times New Roman"/>
+                <w:rFonts w:hint="eastAsia" w:ascii="Times New Roman" w:hAnsi="Times New Roman" w:eastAsia="FangSong" w:cs="Times New Roman"/>
               </w:rPr>
-              <w:t xml:space="preserve">⭐⭐⭐⭐</w:t>
+              <w:t xml:space="preserve">元素与分析</w:t>
             </w:r>
           </w:p>
         </w:tc>
-      </w:tr>
-      <w:tr>
         <w:tc>
           <w:tcPr/>
           <w:p>
@@ -43648,10 +43727,27 @@
               <w:rPr>
                 <w:rFonts w:ascii="Times New Roman" w:hAnsi="Times New Roman" w:eastAsia="Times New Roman" w:cs="Times New Roman"/>
               </w:rPr>
-              <w:t xml:space="preserve">8</w:t>
+              <w:t xml:space="preserve">⭐⭐⭐⭐</w:t>
             </w:r>
           </w:p>
         </w:tc>
+        <w:tc>
+          <w:tcPr/>
+          <w:p>
+            <w:pPr>
+              <w:pStyle w:val="Compact"/>
+              <w:jc w:val="center"/>
+            </w:pPr>
+            <w:r>
+              <w:rPr>
+                <w:rFonts w:ascii="Times New Roman" w:hAnsi="Times New Roman" w:eastAsia="Times New Roman" w:cs="Times New Roman"/>
+              </w:rPr>
+              <w:t xml:space="preserve">10</w:t>
+            </w:r>
+          </w:p>
+        </w:tc>
+      </w:tr>
+      <w:tr>
         <w:tc>
           <w:tcPr/>
           <w:p>
@@ -43793,9 +43889,39 @@
             </w:pPr>
             <w:r>
               <w:rPr>
+                <w:rFonts w:hint="eastAsia" w:ascii="Times New Roman" w:hAnsi="Times New Roman" w:eastAsia="FangSong" w:cs="Times New Roman"/>
+              </w:rPr>
+              <w:t xml:space="preserve">结构化学</w:t>
+            </w:r>
+          </w:p>
+        </w:tc>
+        <w:tc>
+          <w:tcPr/>
+          <w:p>
+            <w:pPr>
+              <w:pStyle w:val="Compact"/>
+              <w:jc w:val="center"/>
+            </w:pPr>
+            <w:r>
+              <w:rPr>
                 <w:rFonts w:ascii="Times New Roman" w:hAnsi="Times New Roman" w:eastAsia="Times New Roman" w:cs="Times New Roman"/>
               </w:rPr>
               <w:t xml:space="preserve">⭐⭐⭐⭐⭐</w:t>
+            </w:r>
+          </w:p>
+        </w:tc>
+        <w:tc>
+          <w:tcPr/>
+          <w:p>
+            <w:pPr>
+              <w:pStyle w:val="Compact"/>
+              <w:jc w:val="center"/>
+            </w:pPr>
+            <w:r>
+              <w:rPr>
+                <w:rFonts w:ascii="Times New Roman" w:hAnsi="Times New Roman" w:eastAsia="Times New Roman" w:cs="Times New Roman"/>
+              </w:rPr>
+              <w:t xml:space="preserve">8</w:t>
             </w:r>
           </w:p>
         </w:tc>
@@ -43813,21 +43939,6 @@
                 <w:rFonts w:ascii="Times New Roman" w:hAnsi="Times New Roman" w:eastAsia="Times New Roman" w:cs="Times New Roman"/>
               </w:rPr>
               <w:t xml:space="preserve">9</w:t>
-            </w:r>
-          </w:p>
-        </w:tc>
-        <w:tc>
-          <w:tcPr/>
-          <w:p>
-            <w:pPr>
-              <w:pStyle w:val="Compact"/>
-              <w:jc w:val="center"/>
-            </w:pPr>
-            <w:r>
-              <w:rPr>
-                <w:rFonts w:ascii="Times New Roman" w:hAnsi="Times New Roman" w:eastAsia="Times New Roman" w:cs="Times New Roman"/>
-              </w:rPr>
-              <w:t xml:space="preserve">8</w:t>
             </w:r>
           </w:p>
         </w:tc>
@@ -43957,9 +44068,39 @@
             </w:pPr>
             <w:r>
               <w:rPr>
+                <w:rFonts w:hint="eastAsia" w:ascii="Times New Roman" w:hAnsi="Times New Roman" w:eastAsia="FangSong" w:cs="Times New Roman"/>
+              </w:rPr>
+              <w:t xml:space="preserve">结构化学</w:t>
+            </w:r>
+          </w:p>
+        </w:tc>
+        <w:tc>
+          <w:tcPr/>
+          <w:p>
+            <w:pPr>
+              <w:pStyle w:val="Compact"/>
+              <w:jc w:val="center"/>
+            </w:pPr>
+            <w:r>
+              <w:rPr>
                 <w:rFonts w:ascii="Times New Roman" w:hAnsi="Times New Roman" w:eastAsia="Times New Roman" w:cs="Times New Roman"/>
               </w:rPr>
               <w:t xml:space="preserve">⭐⭐⭐⭐⭐</w:t>
+            </w:r>
+          </w:p>
+        </w:tc>
+        <w:tc>
+          <w:tcPr/>
+          <w:p>
+            <w:pPr>
+              <w:pStyle w:val="Compact"/>
+              <w:jc w:val="center"/>
+            </w:pPr>
+            <w:r>
+              <w:rPr>
+                <w:rFonts w:ascii="Times New Roman" w:hAnsi="Times New Roman" w:eastAsia="Times New Roman" w:cs="Times New Roman"/>
+              </w:rPr>
+              <w:t xml:space="preserve">8</w:t>
             </w:r>
           </w:p>
         </w:tc>
@@ -43977,21 +44118,6 @@
                 <w:rFonts w:ascii="Times New Roman" w:hAnsi="Times New Roman" w:eastAsia="Times New Roman" w:cs="Times New Roman"/>
               </w:rPr>
               <w:t xml:space="preserve">10</w:t>
-            </w:r>
-          </w:p>
-        </w:tc>
-        <w:tc>
-          <w:tcPr/>
-          <w:p>
-            <w:pPr>
-              <w:pStyle w:val="Compact"/>
-              <w:jc w:val="center"/>
-            </w:pPr>
-            <w:r>
-              <w:rPr>
-                <w:rFonts w:ascii="Times New Roman" w:hAnsi="Times New Roman" w:eastAsia="Times New Roman" w:cs="Times New Roman"/>
-              </w:rPr>
-              <w:t xml:space="preserve">9</w:t>
             </w:r>
           </w:p>
         </w:tc>
@@ -44115,9 +44241,39 @@
             </w:pPr>
             <w:r>
               <w:rPr>
+                <w:rFonts w:hint="eastAsia" w:ascii="Times New Roman" w:hAnsi="Times New Roman" w:eastAsia="FangSong" w:cs="Times New Roman"/>
+              </w:rPr>
+              <w:t xml:space="preserve">结构化学</w:t>
+            </w:r>
+          </w:p>
+        </w:tc>
+        <w:tc>
+          <w:tcPr/>
+          <w:p>
+            <w:pPr>
+              <w:pStyle w:val="Compact"/>
+              <w:jc w:val="center"/>
+            </w:pPr>
+            <w:r>
+              <w:rPr>
                 <w:rFonts w:ascii="Times New Roman" w:hAnsi="Times New Roman" w:eastAsia="Times New Roman" w:cs="Times New Roman"/>
               </w:rPr>
               <w:t xml:space="preserve">⭐⭐⭐⭐</w:t>
+            </w:r>
+          </w:p>
+        </w:tc>
+        <w:tc>
+          <w:tcPr/>
+          <w:p>
+            <w:pPr>
+              <w:pStyle w:val="Compact"/>
+              <w:jc w:val="center"/>
+            </w:pPr>
+            <w:r>
+              <w:rPr>
+                <w:rFonts w:ascii="Times New Roman" w:hAnsi="Times New Roman" w:eastAsia="Times New Roman" w:cs="Times New Roman"/>
+              </w:rPr>
+              <w:t xml:space="preserve">9</w:t>
             </w:r>
           </w:p>
         </w:tc>
@@ -44135,21 +44291,6 @@
                 <w:rFonts w:ascii="Times New Roman" w:hAnsi="Times New Roman" w:eastAsia="Times New Roman" w:cs="Times New Roman"/>
               </w:rPr>
               <w:t xml:space="preserve">11</w:t>
-            </w:r>
-          </w:p>
-        </w:tc>
-        <w:tc>
-          <w:tcPr/>
-          <w:p>
-            <w:pPr>
-              <w:pStyle w:val="Compact"/>
-              <w:jc w:val="center"/>
-            </w:pPr>
-            <w:r>
-              <w:rPr>
-                <w:rFonts w:ascii="Times New Roman" w:hAnsi="Times New Roman" w:eastAsia="Times New Roman" w:cs="Times New Roman"/>
-              </w:rPr>
-              <w:t xml:space="preserve">9</w:t>
             </w:r>
           </w:p>
         </w:tc>
@@ -44280,9 +44421,39 @@
             </w:pPr>
             <w:r>
               <w:rPr>
+                <w:rFonts w:hint="eastAsia" w:ascii="Times New Roman" w:hAnsi="Times New Roman" w:eastAsia="FangSong" w:cs="Times New Roman"/>
+              </w:rPr>
+              <w:t xml:space="preserve">结构化学</w:t>
+            </w:r>
+          </w:p>
+        </w:tc>
+        <w:tc>
+          <w:tcPr/>
+          <w:p>
+            <w:pPr>
+              <w:pStyle w:val="Compact"/>
+              <w:jc w:val="center"/>
+            </w:pPr>
+            <w:r>
+              <w:rPr>
                 <w:rFonts w:ascii="Times New Roman" w:hAnsi="Times New Roman" w:eastAsia="Times New Roman" w:cs="Times New Roman"/>
               </w:rPr>
               <w:t xml:space="preserve">⭐⭐⭐⭐⭐</w:t>
+            </w:r>
+          </w:p>
+        </w:tc>
+        <w:tc>
+          <w:tcPr/>
+          <w:p>
+            <w:pPr>
+              <w:pStyle w:val="Compact"/>
+              <w:jc w:val="center"/>
+            </w:pPr>
+            <w:r>
+              <w:rPr>
+                <w:rFonts w:ascii="Times New Roman" w:hAnsi="Times New Roman" w:eastAsia="Times New Roman" w:cs="Times New Roman"/>
+              </w:rPr>
+              <w:t xml:space="preserve">9</w:t>
             </w:r>
           </w:p>
         </w:tc>
@@ -44300,21 +44471,6 @@
                 <w:rFonts w:ascii="Times New Roman" w:hAnsi="Times New Roman" w:eastAsia="Times New Roman" w:cs="Times New Roman"/>
               </w:rPr>
               <w:t xml:space="preserve">12</w:t>
-            </w:r>
-          </w:p>
-        </w:tc>
-        <w:tc>
-          <w:tcPr/>
-          <w:p>
-            <w:pPr>
-              <w:pStyle w:val="Compact"/>
-              <w:jc w:val="center"/>
-            </w:pPr>
-            <w:r>
-              <w:rPr>
-                <w:rFonts w:ascii="Times New Roman" w:hAnsi="Times New Roman" w:eastAsia="Times New Roman" w:cs="Times New Roman"/>
-              </w:rPr>
-              <w:t xml:space="preserve">10</w:t>
             </w:r>
           </w:p>
         </w:tc>
@@ -44402,9 +44558,39 @@
             </w:pPr>
             <w:r>
               <w:rPr>
+                <w:rFonts w:hint="eastAsia" w:ascii="Times New Roman" w:hAnsi="Times New Roman" w:eastAsia="FangSong" w:cs="Times New Roman"/>
+              </w:rPr>
+              <w:t xml:space="preserve">结构化学</w:t>
+            </w:r>
+          </w:p>
+        </w:tc>
+        <w:tc>
+          <w:tcPr/>
+          <w:p>
+            <w:pPr>
+              <w:pStyle w:val="Compact"/>
+              <w:jc w:val="center"/>
+            </w:pPr>
+            <w:r>
+              <w:rPr>
                 <w:rFonts w:ascii="Times New Roman" w:hAnsi="Times New Roman" w:eastAsia="Times New Roman" w:cs="Times New Roman"/>
               </w:rPr>
               <w:t xml:space="preserve">⭐⭐⭐⭐⭐</w:t>
+            </w:r>
+          </w:p>
+        </w:tc>
+        <w:tc>
+          <w:tcPr/>
+          <w:p>
+            <w:pPr>
+              <w:pStyle w:val="Compact"/>
+              <w:jc w:val="center"/>
+            </w:pPr>
+            <w:r>
+              <w:rPr>
+                <w:rFonts w:ascii="Times New Roman" w:hAnsi="Times New Roman" w:eastAsia="Times New Roman" w:cs="Times New Roman"/>
+              </w:rPr>
+              <w:t xml:space="preserve">10</w:t>
             </w:r>
           </w:p>
         </w:tc>
@@ -44422,21 +44608,6 @@
                 <w:rFonts w:ascii="Times New Roman" w:hAnsi="Times New Roman" w:eastAsia="Times New Roman" w:cs="Times New Roman"/>
               </w:rPr>
               <w:t xml:space="preserve">13</w:t>
-            </w:r>
-          </w:p>
-        </w:tc>
-        <w:tc>
-          <w:tcPr/>
-          <w:p>
-            <w:pPr>
-              <w:pStyle w:val="Compact"/>
-              <w:jc w:val="center"/>
-            </w:pPr>
-            <w:r>
-              <w:rPr>
-                <w:rFonts w:ascii="Times New Roman" w:hAnsi="Times New Roman" w:eastAsia="Times New Roman" w:cs="Times New Roman"/>
-              </w:rPr>
-              <w:t xml:space="preserve">8</w:t>
             </w:r>
           </w:p>
         </w:tc>
@@ -44584,9 +44755,39 @@
             </w:pPr>
             <w:r>
               <w:rPr>
+                <w:rFonts w:hint="eastAsia" w:ascii="Times New Roman" w:hAnsi="Times New Roman" w:eastAsia="FangSong" w:cs="Times New Roman"/>
+              </w:rPr>
+              <w:t xml:space="preserve">化学原理</w:t>
+            </w:r>
+          </w:p>
+        </w:tc>
+        <w:tc>
+          <w:tcPr/>
+          <w:p>
+            <w:pPr>
+              <w:pStyle w:val="Compact"/>
+              <w:jc w:val="center"/>
+            </w:pPr>
+            <w:r>
+              <w:rPr>
                 <w:rFonts w:ascii="Times New Roman" w:hAnsi="Times New Roman" w:eastAsia="Times New Roman" w:cs="Times New Roman"/>
               </w:rPr>
               <w:t xml:space="preserve">⭐⭐⭐⭐⭐</w:t>
+            </w:r>
+          </w:p>
+        </w:tc>
+        <w:tc>
+          <w:tcPr/>
+          <w:p>
+            <w:pPr>
+              <w:pStyle w:val="Compact"/>
+              <w:jc w:val="center"/>
+            </w:pPr>
+            <w:r>
+              <w:rPr>
+                <w:rFonts w:ascii="Times New Roman" w:hAnsi="Times New Roman" w:eastAsia="Times New Roman" w:cs="Times New Roman"/>
+              </w:rPr>
+              <w:t xml:space="preserve">8</w:t>
             </w:r>
           </w:p>
         </w:tc>
@@ -44604,21 +44805,6 @@
                 <w:rFonts w:ascii="Times New Roman" w:hAnsi="Times New Roman" w:eastAsia="Times New Roman" w:cs="Times New Roman"/>
               </w:rPr>
               <w:t xml:space="preserve">14</w:t>
-            </w:r>
-          </w:p>
-        </w:tc>
-        <w:tc>
-          <w:tcPr/>
-          <w:p>
-            <w:pPr>
-              <w:pStyle w:val="Compact"/>
-              <w:jc w:val="center"/>
-            </w:pPr>
-            <w:r>
-              <w:rPr>
-                <w:rFonts w:ascii="Times New Roman" w:hAnsi="Times New Roman" w:eastAsia="Times New Roman" w:cs="Times New Roman"/>
-              </w:rPr>
-              <w:t xml:space="preserve">11</w:t>
             </w:r>
           </w:p>
         </w:tc>
@@ -44724,9 +44910,39 @@
             </w:pPr>
             <w:r>
               <w:rPr>
+                <w:rFonts w:hint="eastAsia" w:ascii="Times New Roman" w:hAnsi="Times New Roman" w:eastAsia="FangSong" w:cs="Times New Roman"/>
+              </w:rPr>
+              <w:t xml:space="preserve">化学原理</w:t>
+            </w:r>
+          </w:p>
+        </w:tc>
+        <w:tc>
+          <w:tcPr/>
+          <w:p>
+            <w:pPr>
+              <w:pStyle w:val="Compact"/>
+              <w:jc w:val="center"/>
+            </w:pPr>
+            <w:r>
+              <w:rPr>
                 <w:rFonts w:ascii="Times New Roman" w:hAnsi="Times New Roman" w:eastAsia="Times New Roman" w:cs="Times New Roman"/>
               </w:rPr>
               <w:t xml:space="preserve">⭐⭐⭐⭐</w:t>
+            </w:r>
+          </w:p>
+        </w:tc>
+        <w:tc>
+          <w:tcPr/>
+          <w:p>
+            <w:pPr>
+              <w:pStyle w:val="Compact"/>
+              <w:jc w:val="center"/>
+            </w:pPr>
+            <w:r>
+              <w:rPr>
+                <w:rFonts w:ascii="Times New Roman" w:hAnsi="Times New Roman" w:eastAsia="Times New Roman" w:cs="Times New Roman"/>
+              </w:rPr>
+              <w:t xml:space="preserve">11</w:t>
             </w:r>
           </w:p>
         </w:tc>
@@ -44744,21 +44960,6 @@
                 <w:rFonts w:ascii="Times New Roman" w:hAnsi="Times New Roman" w:eastAsia="Times New Roman" w:cs="Times New Roman"/>
               </w:rPr>
               <w:t xml:space="preserve">15</w:t>
-            </w:r>
-          </w:p>
-        </w:tc>
-        <w:tc>
-          <w:tcPr/>
-          <w:p>
-            <w:pPr>
-              <w:pStyle w:val="Compact"/>
-              <w:jc w:val="center"/>
-            </w:pPr>
-            <w:r>
-              <w:rPr>
-                <w:rFonts w:ascii="Times New Roman" w:hAnsi="Times New Roman" w:eastAsia="Times New Roman" w:cs="Times New Roman"/>
-              </w:rPr>
-              <w:t xml:space="preserve">9</w:t>
             </w:r>
           </w:p>
         </w:tc>
@@ -44889,9 +45090,39 @@
             </w:pPr>
             <w:r>
               <w:rPr>
+                <w:rFonts w:hint="eastAsia" w:ascii="Times New Roman" w:hAnsi="Times New Roman" w:eastAsia="FangSong" w:cs="Times New Roman"/>
+              </w:rPr>
+              <w:t xml:space="preserve">化学原理</w:t>
+            </w:r>
+          </w:p>
+        </w:tc>
+        <w:tc>
+          <w:tcPr/>
+          <w:p>
+            <w:pPr>
+              <w:pStyle w:val="Compact"/>
+              <w:jc w:val="center"/>
+            </w:pPr>
+            <w:r>
+              <w:rPr>
                 <w:rFonts w:ascii="Times New Roman" w:hAnsi="Times New Roman" w:eastAsia="Times New Roman" w:cs="Times New Roman"/>
               </w:rPr>
               <w:t xml:space="preserve">⭐⭐⭐⭐</w:t>
+            </w:r>
+          </w:p>
+        </w:tc>
+        <w:tc>
+          <w:tcPr/>
+          <w:p>
+            <w:pPr>
+              <w:pStyle w:val="Compact"/>
+              <w:jc w:val="center"/>
+            </w:pPr>
+            <w:r>
+              <w:rPr>
+                <w:rFonts w:ascii="Times New Roman" w:hAnsi="Times New Roman" w:eastAsia="Times New Roman" w:cs="Times New Roman"/>
+              </w:rPr>
+              <w:t xml:space="preserve">9</w:t>
             </w:r>
           </w:p>
         </w:tc>
@@ -44909,21 +45140,6 @@
                 <w:rFonts w:ascii="Times New Roman" w:hAnsi="Times New Roman" w:eastAsia="Times New Roman" w:cs="Times New Roman"/>
               </w:rPr>
               <w:t xml:space="preserve">16</w:t>
-            </w:r>
-          </w:p>
-        </w:tc>
-        <w:tc>
-          <w:tcPr/>
-          <w:p>
-            <w:pPr>
-              <w:pStyle w:val="Compact"/>
-              <w:jc w:val="center"/>
-            </w:pPr>
-            <w:r>
-              <w:rPr>
-                <w:rFonts w:ascii="Times New Roman" w:hAnsi="Times New Roman" w:eastAsia="Times New Roman" w:cs="Times New Roman"/>
-              </w:rPr>
-              <w:t xml:space="preserve">8</w:t>
             </w:r>
           </w:p>
         </w:tc>
@@ -45077,9 +45293,39 @@
             </w:pPr>
             <w:r>
               <w:rPr>
+                <w:rFonts w:hint="eastAsia" w:ascii="Times New Roman" w:hAnsi="Times New Roman" w:eastAsia="FangSong" w:cs="Times New Roman"/>
+              </w:rPr>
+              <w:t xml:space="preserve">化学原理</w:t>
+            </w:r>
+          </w:p>
+        </w:tc>
+        <w:tc>
+          <w:tcPr/>
+          <w:p>
+            <w:pPr>
+              <w:pStyle w:val="Compact"/>
+              <w:jc w:val="center"/>
+            </w:pPr>
+            <w:r>
+              <w:rPr>
                 <w:rFonts w:ascii="Times New Roman" w:hAnsi="Times New Roman" w:eastAsia="Times New Roman" w:cs="Times New Roman"/>
               </w:rPr>
               <w:t xml:space="preserve">⭐⭐⭐⭐</w:t>
+            </w:r>
+          </w:p>
+        </w:tc>
+        <w:tc>
+          <w:tcPr/>
+          <w:p>
+            <w:pPr>
+              <w:pStyle w:val="Compact"/>
+              <w:jc w:val="center"/>
+            </w:pPr>
+            <w:r>
+              <w:rPr>
+                <w:rFonts w:ascii="Times New Roman" w:hAnsi="Times New Roman" w:eastAsia="Times New Roman" w:cs="Times New Roman"/>
+              </w:rPr>
+              <w:t xml:space="preserve">8</w:t>
             </w:r>
           </w:p>
         </w:tc>

--- a/00-首页/题组Word/初赛模拟卷/初赛模拟卷IX（非有机·答案版）.docx
+++ b/00-首页/题组Word/初赛模拟卷/初赛模拟卷IX（非有机·答案版）.docx
@@ -42596,7 +42596,7 @@
     <w:tbl>
       <w:tblPr>
         <w:tblStyle w:val="Table"/>
-        <w:tblW w:type="pct" w:w="5000"/>
+        <w:tblW w:type="dxa" w:w="9411"/>
         <w:tblLayout w:type="fixed"/>
         <w:tblLook w:firstRow="1" w:lastRow="0" w:firstColumn="0" w:lastColumn="0" w:noHBand="0" w:noVBand="0" w:val="0020"/>
         <w:jc w:val="center"/>
@@ -42610,13 +42610,13 @@
         </w:tblBorders>
       </w:tblPr>
       <w:tblGrid>
-        <w:gridCol w:w="1277"/>
-        <w:gridCol w:w="766"/>
-        <w:gridCol w:w="766"/>
-        <w:gridCol w:w="1277"/>
-        <w:gridCol w:w="1277"/>
-        <w:gridCol w:w="1277"/>
-        <w:gridCol w:w="1277"/>
+        <w:gridCol w:w="737"/>
+        <w:gridCol w:w="2472"/>
+        <w:gridCol w:w="2542"/>
+        <w:gridCol w:w="1050"/>
+        <w:gridCol w:w="963"/>
+        <w:gridCol w:w="992"/>
+        <w:gridCol w:w="651"/>
       </w:tblGrid>
       <w:tr>
         <w:trPr>
